--- a/SRMIST_FixFlow_AI_Disclosure.docx
+++ b/SRMIST_FixFlow_AI_Disclosure.docx
@@ -59,6 +59,16 @@
       </w:r>
       <w:r>
         <w:t>SRM Institute of Science and Technology (SRMIST)</w:t>
+        <w:br/>
+      </w:r>
+      <w:r>
+        <w:rPr>
+          <w:b/>
+        </w:rPr>
+        <w:t xml:space="preserve">Team Members: </w:t>
+      </w:r>
+      <w:r>
+        <w:t>Hemish Jain (Team Lead &amp; Primary Member), Mridul Mathur</w:t>
         <w:br/>
       </w:r>
       <w:r>
@@ -430,7 +440,7 @@
         <w:t xml:space="preserve">Name of Team Representative: </w:t>
       </w:r>
       <w:r>
-        <w:t>Mridul Mathur</w:t>
+        <w:t>Hemish Jain</w:t>
         <w:br/>
       </w:r>
       <w:r>
@@ -440,7 +450,7 @@
         <w:t xml:space="preserve">Role: </w:t>
       </w:r>
       <w:r>
-        <w:t>Team Lead &amp; Full-Stack AI Engineer</w:t>
+        <w:t>Team Lead &amp; Primary Representative</w:t>
         <w:br/>
       </w:r>
       <w:r>
@@ -470,7 +480,7 @@
         <w:t xml:space="preserve">Signature: </w:t>
       </w:r>
       <w:r>
-        <w:t>Mridul Mathur</w:t>
+        <w:t>Hemish Jain</w:t>
       </w:r>
     </w:p>
     <w:sectPr>
